--- a/assets/HudaRasmey_CV.docx
+++ b/assets/HudaRasmey_CV.docx
@@ -25,14 +25,12 @@
       </w:pPr>
       <w:r>
         <w:rPr>
-          <w:rFonts w:ascii="Calibri" w:hAnsi="Calibri" w:eastAsia="Calibri" w:cs="Calibri"/>
+          <w:rFonts w:ascii="Calibri" w:hAnsi="Calibri"/>
           <w:b/>
-          <w:bCs/>
           <w:color w:val="2563EB"/>
           <w:sz w:val="24"/>
-          <w:szCs w:val="24"/>
-        </w:rPr>
-        <w:t>Unreal &amp; Unity Game Programmer — Multiplayer, GAS, AI Systems</w:t>
+        </w:rPr>
+        <w:t>Senior Unreal Engine Gameplay Programmer — GAS, AI, Multiplayer</w:t>
       </w:r>
     </w:p>
     <w:p>
@@ -144,12 +142,11 @@
       </w:pPr>
       <w:r>
         <w:rPr>
-          <w:rFonts w:ascii="Calibri" w:hAnsi="Calibri" w:eastAsia="Calibri" w:cs="Calibri"/>
-          <w:color w:val="222222"/>
-          <w:sz w:val="20"/>
-          <w:szCs w:val="20"/>
-        </w:rPr>
-        <w:t>Game Programmer with 10+ years in Unity3D and 4+ years in Unreal Engine, building multiplayer, gameplay, and AI systems for PC, mobile, and VR/AR titles. Deep hands-on experience with Unreal's Gameplay Ability System (GAS), including ability/input queuing and combat systems, plus editor tooling and Python-based pipeline automation. Track record of mentoring junior developers and owning systems end-to-end in C++, C#, and Python.</w:t>
+          <w:rFonts w:ascii="Calibri" w:hAnsi="Calibri"/>
+          <w:color w:val="222222"/>
+          <w:sz w:val="20"/>
+        </w:rPr>
+        <w:t>Senior Gameplay Programmer with 14+ years in game development and 4+ years in Unreal Engine, building gameplay, multiplayer, AI, and tools for PC, mobile, and VR/AR titles. Experienced in owning systems from requirements and architecture through implementation, testing, review, and team adoption, with hands-on technical leadership in C++, C#, and Python.</w:t>
       </w:r>
     </w:p>
     <w:p>
@@ -182,10 +179,9 @@
       </w:pPr>
       <w:r>
         <w:rPr>
-          <w:rFonts w:ascii="Calibri" w:hAnsi="Calibri" w:eastAsia="Calibri" w:cs="Calibri"/>
-          <w:color w:val="222222"/>
-          <w:sz w:val="20"/>
-          <w:szCs w:val="20"/>
+          <w:rFonts w:ascii="Calibri" w:hAnsi="Calibri"/>
+          <w:color w:val="222222"/>
+          <w:sz w:val="20"/>
         </w:rPr>
         <w:t>Languages &amp; Engines: C++, C#, Python, Unreal Engine (UE4/UE5) incl. Blueprints, Unity3D</w:t>
       </w:r>
@@ -201,107 +197,118 @@
       </w:pPr>
       <w:r>
         <w:rPr>
-          <w:rFonts w:ascii="Calibri" w:hAnsi="Calibri" w:eastAsia="Calibri" w:cs="Calibri"/>
-          <w:color w:val="222222"/>
-          <w:sz w:val="20"/>
-          <w:szCs w:val="20"/>
-        </w:rPr>
-        <w:t>Gameplay Systems: Gameplay Ability System (GAS), AI (pathfinding, behavior trees), physics-based mechanics, animation blending &amp; IK</w:t>
-      </w:r>
-    </w:p>
-    <w:p>
-      <w:pPr>
-        <w:pStyle w:val="16"/>
-        <w:numPr>
-          <w:ilvl w:val="0"/>
-          <w:numId w:val="1"/>
-        </w:numPr>
-        <w:spacing w:after="40"/>
-      </w:pPr>
-      <w:r>
-        <w:rPr>
-          <w:rFonts w:ascii="Calibri" w:hAnsi="Calibri" w:eastAsia="Calibri" w:cs="Calibri"/>
-          <w:color w:val="222222"/>
-          <w:sz w:val="20"/>
-          <w:szCs w:val="20"/>
-        </w:rPr>
-        <w:t>Multiplayer: Client-server architecture, Photon networking, Unreal replication/GAS-based multiplayer</w:t>
-      </w:r>
-    </w:p>
-    <w:p>
-      <w:pPr>
-        <w:pStyle w:val="16"/>
-        <w:numPr>
-          <w:ilvl w:val="0"/>
-          <w:numId w:val="1"/>
-        </w:numPr>
-        <w:spacing w:after="40"/>
-      </w:pPr>
-      <w:r>
-        <w:rPr>
-          <w:rFonts w:ascii="Calibri" w:hAnsi="Calibri" w:eastAsia="Calibri" w:cs="Calibri"/>
-          <w:color w:val="222222"/>
-          <w:sz w:val="20"/>
-          <w:szCs w:val="20"/>
-        </w:rPr>
-        <w:t>Platforms: PC, Mobile (Android/iOS), VR/AR (Oculus, ARKit)</w:t>
-      </w:r>
-    </w:p>
-    <w:p>
-      <w:pPr>
-        <w:pStyle w:val="16"/>
-        <w:numPr>
-          <w:ilvl w:val="0"/>
-          <w:numId w:val="1"/>
-        </w:numPr>
-        <w:spacing w:after="40"/>
-      </w:pPr>
-      <w:r>
-        <w:rPr>
-          <w:rFonts w:ascii="Calibri" w:hAnsi="Calibri" w:eastAsia="Calibri" w:cs="Calibri"/>
-          <w:color w:val="222222"/>
-          <w:sz w:val="20"/>
-          <w:szCs w:val="20"/>
-        </w:rPr>
-        <w:t>Tools: Visual Studio, Rider, Git, Perforce, Unreal Insights, Unity Profiler, Firebase</w:t>
-      </w:r>
-    </w:p>
-    <w:p>
-      <w:pPr>
-        <w:pStyle w:val="16"/>
-        <w:numPr>
-          <w:ilvl w:val="0"/>
-          <w:numId w:val="1"/>
-        </w:numPr>
-        <w:spacing w:after="40"/>
-      </w:pPr>
-      <w:r>
-        <w:rPr>
-          <w:rFonts w:ascii="Calibri" w:hAnsi="Calibri" w:eastAsia="Calibri" w:cs="Calibri"/>
-          <w:color w:val="222222"/>
-          <w:sz w:val="20"/>
-          <w:szCs w:val="20"/>
-        </w:rPr>
-        <w:t>Workflow: Agile (Scrum, Kanban), Jira, Trello</w:t>
-      </w:r>
-    </w:p>
-    <w:p>
-      <w:pPr>
-        <w:pStyle w:val="16"/>
-        <w:numPr>
-          <w:ilvl w:val="0"/>
-          <w:numId w:val="1"/>
-        </w:numPr>
-        <w:spacing w:after="40"/>
-      </w:pPr>
-      <w:r>
-        <w:rPr>
-          <w:rFonts w:ascii="Calibri" w:hAnsi="Calibri" w:eastAsia="Calibri" w:cs="Calibri"/>
-          <w:color w:val="222222"/>
-          <w:sz w:val="20"/>
-          <w:szCs w:val="20"/>
-        </w:rPr>
-        <w:t>Leadership: Team leadership, project management, mentoring &amp; onboarding junior developers</w:t>
+          <w:rFonts w:ascii="Calibri" w:hAnsi="Calibri"/>
+          <w:color w:val="222222"/>
+          <w:sz w:val="20"/>
+        </w:rPr>
+        <w:t>Gameplay Systems: Gameplay Ability System (GAS), Enhanced Input, AI, camera systems, combat, animation blending &amp; IK</w:t>
+      </w:r>
+    </w:p>
+    <w:p>
+      <w:pPr>
+        <w:pStyle w:val="16"/>
+        <w:numPr>
+          <w:ilvl w:val="0"/>
+          <w:numId w:val="1"/>
+        </w:numPr>
+        <w:spacing w:after="40"/>
+      </w:pPr>
+      <w:r>
+        <w:rPr>
+          <w:rFonts w:ascii="Calibri" w:hAnsi="Calibri"/>
+          <w:color w:val="222222"/>
+          <w:sz w:val="20"/>
+        </w:rPr>
+        <w:t>Architecture &amp; Multiplayer: System design, data-driven gameplay, client-server architecture, Unreal replication/GAS multiplayer, Photon</w:t>
+      </w:r>
+    </w:p>
+    <w:p>
+      <w:pPr>
+        <w:pStyle w:val="16"/>
+        <w:numPr>
+          <w:ilvl w:val="0"/>
+          <w:numId w:val="1"/>
+        </w:numPr>
+        <w:spacing w:after="40"/>
+      </w:pPr>
+      <w:r>
+        <w:rPr>
+          <w:rFonts w:ascii="Calibri" w:hAnsi="Calibri"/>
+          <w:color w:val="222222"/>
+          <w:sz w:val="20"/>
+        </w:rPr>
+        <w:t>Tools &amp; Pipelines: Unreal Editor tooling, Python automation, Visual Studio, Rider, Unreal Insights, Unity Profiler, Firebase</w:t>
+      </w:r>
+    </w:p>
+    <w:p>
+      <w:pPr>
+        <w:pStyle w:val="16"/>
+        <w:numPr>
+          <w:ilvl w:val="0"/>
+          <w:numId w:val="1"/>
+        </w:numPr>
+        <w:spacing w:after="40"/>
+      </w:pPr>
+      <w:r>
+        <w:rPr>
+          <w:rFonts w:ascii="Calibri" w:hAnsi="Calibri"/>
+          <w:color w:val="222222"/>
+          <w:sz w:val="20"/>
+        </w:rPr>
+        <w:t>Source Control &amp; Delivery: Git, Perforce, Agile, Jira, Trello, code review and testing workflows</w:t>
+      </w:r>
+    </w:p>
+    <w:p>
+      <w:pPr>
+        <w:pStyle w:val="16"/>
+        <w:numPr>
+          <w:ilvl w:val="0"/>
+          <w:numId w:val="1"/>
+        </w:numPr>
+        <w:spacing w:after="40"/>
+      </w:pPr>
+      <w:r>
+        <w:rPr>
+          <w:rFonts w:ascii="Calibri" w:hAnsi="Calibri"/>
+          <w:color w:val="222222"/>
+          <w:sz w:val="20"/>
+        </w:rPr>
+        <w:t>Platforms: PC, Mobile (Android/iOS), VR/AR (Oculus, HTC Vive, Kinect, ARKit)</w:t>
+      </w:r>
+    </w:p>
+    <w:p>
+      <w:pPr>
+        <w:pStyle w:val="16"/>
+        <w:numPr>
+          <w:ilvl w:val="0"/>
+          <w:numId w:val="1"/>
+        </w:numPr>
+        <w:spacing w:after="40"/>
+      </w:pPr>
+      <w:r>
+        <w:rPr>
+          <w:rFonts w:ascii="Calibri" w:hAnsi="Calibri"/>
+          <w:color w:val="222222"/>
+          <w:sz w:val="20"/>
+        </w:rPr>
+        <w:t xml:space="preserve">Leadership: Technical direction, task decomposition, code review, mentoring, </w:t>
+      </w:r>
+      <w:r>
+        <w:rPr>
+          <w:rFonts w:ascii="Calibri" w:hAnsi="Calibri"/>
+          <w:color w:val="222222"/>
+          <w:sz w:val="20"/>
+          <w:lang w:val="en-US"/>
+        </w:rPr>
+        <w:t>on-boarding</w:t>
+      </w:r>
+      <w:r>
+        <w:rPr>
+          <w:rFonts w:ascii="Calibri" w:hAnsi="Calibri"/>
+          <w:color w:val="222222"/>
+          <w:sz w:val="20"/>
+        </w:rPr>
+        <w:t>, cross-functional collaboration</w:t>
       </w:r>
     </w:p>
     <w:p>
@@ -329,10 +336,6 @@
           <w:tab w:val="right" w:pos="9360"/>
         </w:tabs>
         <w:spacing w:before="160" w:after="20"/>
-        <w:rPr>
-          <w:rFonts w:hint="default"/>
-          <w:lang w:val="en-US"/>
-        </w:rPr>
       </w:pPr>
       <w:r>
         <w:rPr>
@@ -347,27 +350,173 @@
       </w:r>
       <w:r>
         <w:rPr>
-          <w:rFonts w:hint="default" w:ascii="Calibri" w:hAnsi="Calibri" w:eastAsia="Calibri" w:cs="Calibri"/>
+          <w:rFonts w:ascii="Calibri" w:hAnsi="Calibri" w:eastAsia="Calibri" w:cs="Calibri"/>
+          <w:i/>
+          <w:iCs/>
+          <w:color w:val="555555"/>
+          <w:sz w:val="19"/>
+          <w:szCs w:val="19"/>
+        </w:rPr>
+        <w:tab/>
+        <w:t>June 2025 – Present</w:t>
+      </w:r>
+    </w:p>
+    <w:p>
+      <w:pPr>
+        <w:pStyle w:val="16"/>
+        <w:numPr>
+          <w:ilvl w:val="0"/>
+          <w:numId w:val="1"/>
+        </w:numPr>
+        <w:spacing w:after="40"/>
+      </w:pPr>
+      <w:r>
+        <w:rPr>
+          <w:rFonts w:ascii="Calibri" w:hAnsi="Calibri"/>
+          <w:color w:val="222222"/>
+          <w:sz w:val="20"/>
+        </w:rPr>
+        <w:t>Co-defined and implemented refactoring of player customization and animation systems to improve extensibility, maintainability, and future feature integration.</w:t>
+      </w:r>
+    </w:p>
+    <w:p>
+      <w:pPr>
+        <w:pStyle w:val="16"/>
+        <w:numPr>
+          <w:ilvl w:val="0"/>
+          <w:numId w:val="1"/>
+        </w:numPr>
+        <w:spacing w:after="40"/>
+      </w:pPr>
+      <w:r>
+        <w:rPr>
+          <w:rFonts w:ascii="Calibri" w:hAnsi="Calibri"/>
+          <w:color w:val="222222"/>
+          <w:sz w:val="20"/>
+        </w:rPr>
+        <w:t>Designed technical approaches for internal Unreal tools by gathering requirements from route-generation/design, QA, and development teams, then aligning implementation around shared needs.</w:t>
+      </w:r>
+    </w:p>
+    <w:p>
+      <w:pPr>
+        <w:pStyle w:val="16"/>
+        <w:numPr>
+          <w:ilvl w:val="0"/>
+          <w:numId w:val="1"/>
+        </w:numPr>
+        <w:spacing w:after="40"/>
+      </w:pPr>
+      <w:r>
+        <w:rPr>
+          <w:rFonts w:ascii="Calibri" w:hAnsi="Calibri"/>
+          <w:color w:val="222222"/>
+          <w:sz w:val="20"/>
+        </w:rPr>
+        <w:t>Migrated gameplay logic from Blueprints to C++ and contributed code reviews and implementation feedback to improve maintainability and help unblock other programmers.</w:t>
+      </w:r>
+    </w:p>
+    <w:p>
+      <w:pPr>
+        <w:pStyle w:val="16"/>
+        <w:numPr>
+          <w:ilvl w:val="0"/>
+          <w:numId w:val="1"/>
+        </w:numPr>
+        <w:spacing w:after="40"/>
+      </w:pPr>
+      <w:r>
+        <w:rPr>
+          <w:rFonts w:ascii="Calibri" w:hAnsi="Calibri"/>
+          <w:color w:val="222222"/>
+          <w:sz w:val="20"/>
+        </w:rPr>
+        <w:t>Built custom Unreal Editor tools and Python automation to streamline internal pipelines, reduce repetitive manual work, and speed up iteration.</w:t>
+      </w:r>
+    </w:p>
+    <w:p>
+      <w:pPr>
+        <w:tabs>
+          <w:tab w:val="right" w:pos="9360"/>
+        </w:tabs>
+        <w:spacing w:before="160" w:after="20"/>
+      </w:pPr>
+      <w:r>
+        <w:rPr>
+          <w:rFonts w:ascii="Calibri" w:hAnsi="Calibri" w:eastAsia="Calibri" w:cs="Calibri"/>
           <w:b/>
           <w:bCs/>
           <w:color w:val="1F2937"/>
           <w:sz w:val="21"/>
           <w:szCs w:val="21"/>
-          <w:lang w:val="en-US"/>
-        </w:rPr>
-        <w:t xml:space="preserve"> </w:t>
-      </w:r>
-      <w:r>
-        <w:rPr>
-          <w:rFonts w:hint="default" w:ascii="Calibri" w:hAnsi="Calibri" w:eastAsia="Calibri" w:cs="Calibri"/>
+        </w:rPr>
+        <w:t>Volunteer Game Developer &amp; Tech Lead — P1Games</w:t>
+      </w:r>
+      <w:r>
+        <w:rPr>
+          <w:rFonts w:ascii="Calibri" w:hAnsi="Calibri" w:eastAsia="Calibri" w:cs="Calibri"/>
           <w:i/>
           <w:iCs/>
           <w:color w:val="555555"/>
           <w:sz w:val="19"/>
           <w:szCs w:val="19"/>
-          <w:lang w:val="en-US"/>
-        </w:rPr>
-        <w:t>(</w:t>
+        </w:rPr>
+        <w:tab/>
+        <w:t>May 2024 – 2025</w:t>
+      </w:r>
+    </w:p>
+    <w:p>
+      <w:pPr>
+        <w:pStyle w:val="16"/>
+        <w:numPr>
+          <w:ilvl w:val="0"/>
+          <w:numId w:val="1"/>
+        </w:numPr>
+        <w:spacing w:after="40"/>
+      </w:pPr>
+      <w:r>
+        <w:rPr>
+          <w:rFonts w:ascii="Calibri" w:hAnsi="Calibri"/>
+          <w:color w:val="222222"/>
+          <w:sz w:val="20"/>
+        </w:rPr>
+        <w:t>Led a multidisciplinary game-development team, coordinating with producers, programmers, artists, and designers while organizing sprints and translating project goals into clear technical tasks.</w:t>
+      </w:r>
+    </w:p>
+    <w:p>
+      <w:pPr>
+        <w:pStyle w:val="16"/>
+        <w:numPr>
+          <w:ilvl w:val="0"/>
+          <w:numId w:val="1"/>
+        </w:numPr>
+        <w:spacing w:after="40"/>
+      </w:pPr>
+      <w:r>
+        <w:rPr>
+          <w:rFonts w:ascii="Calibri" w:hAnsi="Calibri"/>
+          <w:color w:val="222222"/>
+          <w:sz w:val="20"/>
+        </w:rPr>
+        <w:t>Decomposed features, assigned ownership based on developer experience, reviewed progress, resolved blockers, and contributed hands-on development across Unreal and Unity projects.</w:t>
+      </w:r>
+    </w:p>
+    <w:p>
+      <w:pPr>
+        <w:tabs>
+          <w:tab w:val="right" w:pos="9360"/>
+        </w:tabs>
+        <w:spacing w:before="160" w:after="20"/>
+      </w:pPr>
+      <w:r>
+        <w:rPr>
+          <w:rFonts w:ascii="Calibri" w:hAnsi="Calibri" w:eastAsia="Calibri" w:cs="Calibri"/>
+          <w:b/>
+          <w:bCs/>
+          <w:color w:val="1F2937"/>
+          <w:sz w:val="21"/>
+          <w:szCs w:val="21"/>
+        </w:rPr>
+        <w:t>Senior Game Developer — Toptal</w:t>
       </w:r>
       <w:r>
         <w:rPr>
@@ -378,107 +527,154 @@
           <w:sz w:val="19"/>
           <w:szCs w:val="19"/>
         </w:rPr>
-        <w:t>June 2025 – Present</w:t>
-      </w:r>
-      <w:r>
-        <w:rPr>
-          <w:rFonts w:hint="default" w:ascii="Calibri" w:hAnsi="Calibri" w:eastAsia="Calibri" w:cs="Calibri"/>
+        <w:tab/>
+        <w:t>Oct 2022 – 2023 (freelance, single engagement)</w:t>
+      </w:r>
+    </w:p>
+    <w:p>
+      <w:pPr>
+        <w:pStyle w:val="16"/>
+        <w:numPr>
+          <w:ilvl w:val="0"/>
+          <w:numId w:val="1"/>
+        </w:numPr>
+        <w:spacing w:after="40"/>
+      </w:pPr>
+      <w:r>
+        <w:rPr>
+          <w:rFonts w:ascii="Calibri" w:hAnsi="Calibri"/>
+          <w:color w:val="222222"/>
+          <w:sz w:val="20"/>
+        </w:rPr>
+        <w:t>Delivered an Unreal Engine C++ project independently, owning the technical roadmap and working directly with the client from requirements through implementation and delivery.</w:t>
+      </w:r>
+    </w:p>
+    <w:p>
+      <w:pPr>
+        <w:tabs>
+          <w:tab w:val="right" w:pos="9360"/>
+        </w:tabs>
+        <w:spacing w:before="160" w:after="20"/>
+      </w:pPr>
+      <w:r>
+        <w:rPr>
+          <w:rFonts w:ascii="Calibri" w:hAnsi="Calibri" w:eastAsia="Calibri" w:cs="Calibri"/>
+          <w:b/>
+          <w:bCs/>
+          <w:color w:val="1F2937"/>
+          <w:sz w:val="21"/>
+          <w:szCs w:val="21"/>
+        </w:rPr>
+        <w:t>Unreal Game Programmer — Ironbelly Studios</w:t>
+      </w:r>
+      <w:r>
+        <w:rPr>
+          <w:rFonts w:ascii="Calibri" w:hAnsi="Calibri" w:eastAsia="Calibri" w:cs="Calibri"/>
           <w:i/>
           <w:iCs/>
           <w:color w:val="555555"/>
           <w:sz w:val="19"/>
           <w:szCs w:val="19"/>
+        </w:rPr>
+        <w:tab/>
+        <w:t>Jan 2023 – Aug 2024</w:t>
+      </w:r>
+    </w:p>
+    <w:p>
+      <w:pPr>
+        <w:pStyle w:val="16"/>
+        <w:numPr>
+          <w:ilvl w:val="0"/>
+          <w:numId w:val="1"/>
+        </w:numPr>
+        <w:spacing w:after="40"/>
+      </w:pPr>
+      <w:r>
+        <w:rPr>
+          <w:rFonts w:ascii="Calibri" w:hAnsi="Calibri"/>
+          <w:color w:val="222222"/>
+          <w:sz w:val="20"/>
+        </w:rPr>
+        <w:t>Designed and shipped a GAS/Enhanced Input ability-queue system for complex time-sensitive inputs, using data-driven eligibility, priorities, cancellation rules, and separate locomotion/gameplay queues.</w:t>
+      </w:r>
+    </w:p>
+    <w:p>
+      <w:pPr>
+        <w:pStyle w:val="16"/>
+        <w:numPr>
+          <w:ilvl w:val="0"/>
+          <w:numId w:val="1"/>
+        </w:numPr>
+        <w:spacing w:after="40"/>
+      </w:pPr>
+      <w:r>
+        <w:rPr>
+          <w:rFonts w:ascii="Calibri" w:hAnsi="Calibri"/>
+          <w:color w:val="222222"/>
+          <w:sz w:val="20"/>
+        </w:rPr>
+        <w:t>Led technical work on AI systems/plugins, including adapting an in-house attack system toward smarter coordinated behavior, and developed reusable C++ gameplay features such as throwable-object systems.</w:t>
+      </w:r>
+    </w:p>
+    <w:p>
+      <w:pPr>
+        <w:pStyle w:val="16"/>
+        <w:numPr>
+          <w:ilvl w:val="0"/>
+          <w:numId w:val="1"/>
+        </w:numPr>
+        <w:spacing w:after="40"/>
+      </w:pPr>
+      <w:r>
+        <w:rPr>
+          <w:rFonts w:ascii="Calibri" w:hAnsi="Calibri"/>
+          <w:color w:val="222222"/>
+          <w:sz w:val="20"/>
+        </w:rPr>
+        <w:t xml:space="preserve">Mentored and </w:t>
+      </w:r>
+      <w:r>
+        <w:rPr>
+          <w:rFonts w:ascii="Calibri" w:hAnsi="Calibri"/>
+          <w:color w:val="222222"/>
+          <w:sz w:val="20"/>
           <w:lang w:val="en-US"/>
         </w:rPr>
-        <w:t>)</w:t>
-      </w:r>
-    </w:p>
-    <w:p>
-      <w:pPr>
-        <w:pStyle w:val="16"/>
-        <w:numPr>
-          <w:ilvl w:val="0"/>
-          <w:numId w:val="1"/>
-        </w:numPr>
-        <w:spacing w:after="40"/>
-      </w:pPr>
-      <w:r>
-        <w:rPr>
-          <w:rFonts w:ascii="Calibri" w:hAnsi="Calibri" w:eastAsia="Calibri" w:cs="Calibri"/>
-          <w:color w:val="222222"/>
-          <w:sz w:val="20"/>
-          <w:szCs w:val="20"/>
-        </w:rPr>
-        <w:t>Refactored the player customization and player animation systems to be extendable, reducing effort required to add new features.</w:t>
-      </w:r>
-    </w:p>
-    <w:p>
-      <w:pPr>
-        <w:pStyle w:val="16"/>
-        <w:numPr>
-          <w:ilvl w:val="0"/>
-          <w:numId w:val="1"/>
-        </w:numPr>
-        <w:spacing w:after="40"/>
-      </w:pPr>
-      <w:r>
-        <w:rPr>
-          <w:rFonts w:ascii="Calibri" w:hAnsi="Calibri" w:eastAsia="Calibri" w:cs="Calibri"/>
-          <w:color w:val="222222"/>
-          <w:sz w:val="20"/>
-          <w:szCs w:val="20"/>
-        </w:rPr>
-        <w:t>Migrated Blueprint gameplay logic to C++, producing cleaner, more maintainable code and faster feature turnaround.</w:t>
-      </w:r>
-    </w:p>
-    <w:p>
-      <w:pPr>
-        <w:pStyle w:val="16"/>
-        <w:numPr>
-          <w:ilvl w:val="0"/>
-          <w:numId w:val="1"/>
-        </w:numPr>
-        <w:spacing w:after="40"/>
-      </w:pPr>
-      <w:r>
-        <w:rPr>
-          <w:rFonts w:ascii="Calibri" w:hAnsi="Calibri" w:eastAsia="Calibri" w:cs="Calibri"/>
-          <w:color w:val="222222"/>
-          <w:sz w:val="20"/>
-          <w:szCs w:val="20"/>
-        </w:rPr>
-        <w:t>Built custom Unreal Editor tools to streamline team workflows and speed up iteration.</w:t>
-      </w:r>
-    </w:p>
-    <w:p>
-      <w:pPr>
-        <w:pStyle w:val="16"/>
-        <w:numPr>
-          <w:ilvl w:val="0"/>
-          <w:numId w:val="1"/>
-        </w:numPr>
-        <w:spacing w:after="40"/>
-      </w:pPr>
-      <w:r>
-        <w:rPr>
-          <w:rFonts w:ascii="Calibri" w:hAnsi="Calibri" w:eastAsia="Calibri" w:cs="Calibri"/>
-          <w:color w:val="222222"/>
-          <w:sz w:val="20"/>
-          <w:szCs w:val="20"/>
-        </w:rPr>
-        <w:t>Developed Python-based automation systems to support internal pipelines and reduce manual overhead.</w:t>
-      </w:r>
-    </w:p>
-    <w:p>
-      <w:pPr>
+        <w:t>on-boarded</w:t>
+      </w:r>
+      <w:r>
+        <w:rPr>
+          <w:rFonts w:ascii="Calibri" w:hAnsi="Calibri"/>
+          <w:color w:val="222222"/>
+          <w:sz w:val="20"/>
+        </w:rPr>
+        <w:t xml:space="preserve"> junior developers, sharing project architecture, reviewing code, and helping them ramp up on the </w:t>
+      </w:r>
+      <w:r>
+        <w:rPr>
+          <w:rFonts w:ascii="Calibri" w:hAnsi="Calibri"/>
+          <w:color w:val="222222"/>
+          <w:sz w:val="20"/>
+          <w:lang w:val="en-US"/>
+        </w:rPr>
+        <w:t>code-base</w:t>
+      </w:r>
+      <w:r>
+        <w:rPr>
+          <w:rFonts w:ascii="Calibri" w:hAnsi="Calibri"/>
+          <w:color w:val="222222"/>
+          <w:sz w:val="20"/>
+        </w:rPr>
+        <w:t>.</w:t>
+      </w:r>
+    </w:p>
+    <w:p>
+      <w:pPr>
+        <w:keepNext/>
         <w:tabs>
           <w:tab w:val="right" w:pos="9360"/>
         </w:tabs>
         <w:spacing w:before="160" w:after="20"/>
-        <w:rPr>
-          <w:rFonts w:hint="default"/>
-          <w:lang w:val="en-US"/>
-        </w:rPr>
       </w:pPr>
       <w:r>
         <w:rPr>
@@ -489,31 +685,144 @@
           <w:sz w:val="21"/>
           <w:szCs w:val="21"/>
         </w:rPr>
-        <w:t>Volunteer Game Developer &amp; Tech Lead — P1Games</w:t>
-      </w:r>
-      <w:r>
-        <w:rPr>
-          <w:rFonts w:hint="default" w:ascii="Calibri" w:hAnsi="Calibri" w:eastAsia="Calibri" w:cs="Calibri"/>
+        <w:t>Senior Unreal Game Programmer — Instinct Games</w:t>
+      </w:r>
+      <w:r>
+        <w:rPr>
+          <w:rFonts w:ascii="Calibri" w:hAnsi="Calibri" w:eastAsia="Calibri" w:cs="Calibri"/>
+          <w:i/>
+          <w:iCs/>
+          <w:color w:val="555555"/>
+          <w:sz w:val="19"/>
+          <w:szCs w:val="19"/>
+        </w:rPr>
+        <w:tab/>
+        <w:t>Apr 2021 – Jan 2023</w:t>
+      </w:r>
+    </w:p>
+    <w:p>
+      <w:pPr>
+        <w:pStyle w:val="16"/>
+        <w:keepNext/>
+        <w:keepLines/>
+        <w:numPr>
+          <w:ilvl w:val="0"/>
+          <w:numId w:val="1"/>
+        </w:numPr>
+        <w:spacing w:after="40"/>
+      </w:pPr>
+      <w:r>
+        <w:rPr>
+          <w:rFonts w:ascii="Calibri" w:hAnsi="Calibri"/>
+          <w:color w:val="222222"/>
+          <w:sz w:val="20"/>
+        </w:rPr>
+        <w:t>Took ownership of gameplay-system work in Unreal Engine, including redesigning a dynamic camera system by gathering team requirements, documenting the agreed architecture, and implementing the solution.</w:t>
+      </w:r>
+    </w:p>
+    <w:p>
+      <w:pPr>
+        <w:pStyle w:val="16"/>
+        <w:keepLines/>
+        <w:numPr>
+          <w:ilvl w:val="0"/>
+          <w:numId w:val="1"/>
+        </w:numPr>
+        <w:spacing w:after="40"/>
+      </w:pPr>
+      <w:r>
+        <w:rPr>
+          <w:rFonts w:ascii="Calibri" w:hAnsi="Calibri"/>
+          <w:color w:val="222222"/>
+          <w:sz w:val="20"/>
+        </w:rPr>
+        <w:t>Collaborated with designers, artists, and QA to integrate gameplay features and diagnose pre-release issues, improving build stability and cross-discipline iteration.</w:t>
+      </w:r>
+    </w:p>
+    <w:p>
+      <w:pPr>
+        <w:tabs>
+          <w:tab w:val="right" w:pos="9360"/>
+        </w:tabs>
+        <w:spacing w:before="160" w:after="20"/>
+      </w:pPr>
+      <w:r>
+        <w:rPr>
+          <w:rFonts w:ascii="Calibri" w:hAnsi="Calibri" w:eastAsia="Calibri" w:cs="Calibri"/>
           <w:b/>
           <w:bCs/>
           <w:color w:val="1F2937"/>
           <w:sz w:val="21"/>
           <w:szCs w:val="21"/>
-          <w:lang w:val="en-US"/>
-        </w:rPr>
-        <w:t xml:space="preserve"> </w:t>
-      </w:r>
-      <w:r>
-        <w:rPr>
-          <w:rFonts w:hint="default" w:ascii="Calibri" w:hAnsi="Calibri" w:eastAsia="Calibri" w:cs="Calibri"/>
+        </w:rPr>
+        <w:t>Lead Unity Game Developer — Besteam</w:t>
+      </w:r>
+      <w:r>
+        <w:rPr>
+          <w:rFonts w:ascii="Calibri" w:hAnsi="Calibri" w:eastAsia="Calibri" w:cs="Calibri"/>
           <w:i/>
           <w:iCs/>
           <w:color w:val="555555"/>
           <w:sz w:val="19"/>
           <w:szCs w:val="19"/>
-          <w:lang w:val="en-US"/>
-        </w:rPr>
-        <w:t>(</w:t>
+        </w:rPr>
+        <w:tab/>
+        <w:t>June 2020 – Feb 2021</w:t>
+      </w:r>
+    </w:p>
+    <w:p>
+      <w:pPr>
+        <w:pStyle w:val="16"/>
+        <w:numPr>
+          <w:ilvl w:val="0"/>
+          <w:numId w:val="1"/>
+        </w:numPr>
+        <w:spacing w:after="40"/>
+      </w:pPr>
+      <w:r>
+        <w:rPr>
+          <w:rFonts w:ascii="Calibri" w:hAnsi="Calibri"/>
+          <w:color w:val="222222"/>
+          <w:sz w:val="20"/>
+        </w:rPr>
+        <w:t>Led delivery of Unity/WebGL robotics-competition levels, coordinating development work, assigning tasks, and supporting the team through technical blockers.</w:t>
+      </w:r>
+    </w:p>
+    <w:p>
+      <w:pPr>
+        <w:pStyle w:val="16"/>
+        <w:numPr>
+          <w:ilvl w:val="0"/>
+          <w:numId w:val="1"/>
+        </w:numPr>
+        <w:spacing w:after="40"/>
+      </w:pPr>
+      <w:r>
+        <w:rPr>
+          <w:rFonts w:ascii="Calibri" w:hAnsi="Calibri"/>
+          <w:color w:val="222222"/>
+          <w:sz w:val="20"/>
+        </w:rPr>
+        <w:t>Built gameplay functionality for remote competition experiences while maintaining delivery quality and schedule commitments.</w:t>
+      </w:r>
+    </w:p>
+    <w:p>
+      <w:pPr>
+        <w:tabs>
+          <w:tab w:val="right" w:pos="9360"/>
+        </w:tabs>
+        <w:spacing w:before="160" w:after="20"/>
+      </w:pPr>
+      <w:r>
+        <w:rPr>
+          <w:rFonts w:ascii="Calibri" w:hAnsi="Calibri" w:eastAsia="Calibri" w:cs="Calibri"/>
+          <w:b/>
+          <w:bCs/>
+          <w:color w:val="1F2937"/>
+          <w:sz w:val="21"/>
+          <w:szCs w:val="21"/>
+        </w:rPr>
+        <w:t>Senior Unity Game Developer — FunRock</w:t>
       </w:r>
       <w:r>
         <w:rPr>
@@ -524,57 +833,110 @@
           <w:sz w:val="19"/>
           <w:szCs w:val="19"/>
         </w:rPr>
-        <w:t>May 2024 – 2025</w:t>
-      </w:r>
-      <w:r>
-        <w:rPr>
-          <w:rFonts w:hint="default" w:ascii="Calibri" w:hAnsi="Calibri" w:eastAsia="Calibri" w:cs="Calibri"/>
+        <w:tab/>
+        <w:t>July 2018 – March 2019</w:t>
+      </w:r>
+    </w:p>
+    <w:p>
+      <w:pPr>
+        <w:pStyle w:val="16"/>
+        <w:numPr>
+          <w:ilvl w:val="0"/>
+          <w:numId w:val="1"/>
+        </w:numPr>
+        <w:spacing w:after="40"/>
+      </w:pPr>
+      <w:r>
+        <w:rPr>
+          <w:rFonts w:ascii="Calibri" w:hAnsi="Calibri"/>
+          <w:color w:val="222222"/>
+          <w:sz w:val="20"/>
+        </w:rPr>
+        <w:t xml:space="preserve">Owned </w:t>
+      </w:r>
+      <w:r>
+        <w:rPr>
+          <w:rFonts w:ascii="Calibri" w:hAnsi="Calibri"/>
+          <w:color w:val="222222"/>
+          <w:sz w:val="20"/>
+          <w:lang w:val="en-US"/>
+        </w:rPr>
+        <w:t>front-end</w:t>
+      </w:r>
+      <w:r>
+        <w:rPr>
+          <w:rFonts w:ascii="Calibri" w:hAnsi="Calibri"/>
+          <w:color w:val="222222"/>
+          <w:sz w:val="20"/>
+        </w:rPr>
+        <w:t>/UI development for Android and iOS titles, working across feature implementation and production integration.</w:t>
+      </w:r>
+    </w:p>
+    <w:p>
+      <w:pPr>
+        <w:pStyle w:val="16"/>
+        <w:numPr>
+          <w:ilvl w:val="0"/>
+          <w:numId w:val="1"/>
+        </w:numPr>
+        <w:spacing w:after="40"/>
+      </w:pPr>
+      <w:r>
+        <w:rPr>
+          <w:rFonts w:ascii="Calibri" w:hAnsi="Calibri"/>
+          <w:color w:val="222222"/>
+          <w:sz w:val="20"/>
+        </w:rPr>
+        <w:t>Designed and implemented reinforcement and Events &amp; Quests systems, contributing reusable gameplay functionality for live mobile titles.</w:t>
+      </w:r>
+    </w:p>
+    <w:p>
+      <w:pPr>
+        <w:tabs>
+          <w:tab w:val="right" w:pos="9360"/>
+        </w:tabs>
+        <w:spacing w:before="160" w:after="20"/>
+      </w:pPr>
+      <w:r>
+        <w:rPr>
+          <w:rFonts w:ascii="Calibri" w:hAnsi="Calibri" w:eastAsia="Calibri" w:cs="Calibri"/>
+          <w:b/>
+          <w:bCs/>
+          <w:color w:val="1F2937"/>
+          <w:sz w:val="21"/>
+          <w:szCs w:val="21"/>
+        </w:rPr>
+        <w:t>Senior Unity Game Developer — Cryptyd Game Studio</w:t>
+      </w:r>
+      <w:r>
+        <w:rPr>
+          <w:rFonts w:ascii="Calibri" w:hAnsi="Calibri" w:eastAsia="Calibri" w:cs="Calibri"/>
           <w:i/>
           <w:iCs/>
           <w:color w:val="555555"/>
           <w:sz w:val="19"/>
           <w:szCs w:val="19"/>
-          <w:lang w:val="en-US"/>
-        </w:rPr>
-        <w:t>)</w:t>
-      </w:r>
-    </w:p>
-    <w:p>
-      <w:pPr>
-        <w:pStyle w:val="16"/>
-        <w:numPr>
-          <w:ilvl w:val="0"/>
-          <w:numId w:val="1"/>
-        </w:numPr>
-        <w:spacing w:after="40"/>
-      </w:pPr>
-      <w:r>
-        <w:rPr>
-          <w:rFonts w:ascii="Calibri" w:hAnsi="Calibri" w:eastAsia="Calibri" w:cs="Calibri"/>
-          <w:color w:val="222222"/>
-          <w:sz w:val="20"/>
-          <w:szCs w:val="20"/>
-        </w:rPr>
-        <w:t>Led a technical team, organizing sprints and task ownership to hit delivery milestones.</w:t>
-      </w:r>
-    </w:p>
-    <w:p>
-      <w:pPr>
-        <w:pStyle w:val="16"/>
-        <w:numPr>
-          <w:ilvl w:val="0"/>
-          <w:numId w:val="1"/>
-        </w:numPr>
-        <w:spacing w:after="40"/>
-      </w:pPr>
-      <w:r>
-        <w:rPr>
-          <w:rFonts w:ascii="Calibri" w:hAnsi="Calibri" w:eastAsia="Calibri" w:cs="Calibri"/>
-          <w:color w:val="222222"/>
-          <w:sz w:val="20"/>
-          <w:szCs w:val="20"/>
-        </w:rPr>
-        <w:t>Developed features across Unreal and Unity engines, maintaining quality and deadline commitments.</w:t>
+        </w:rPr>
+        <w:tab/>
+        <w:t>March 2018 – July 2018</w:t>
+      </w:r>
+    </w:p>
+    <w:p>
+      <w:pPr>
+        <w:pStyle w:val="16"/>
+        <w:numPr>
+          <w:ilvl w:val="0"/>
+          <w:numId w:val="1"/>
+        </w:numPr>
+        <w:spacing w:after="40"/>
+      </w:pPr>
+      <w:r>
+        <w:rPr>
+          <w:rFonts w:ascii="Calibri" w:hAnsi="Calibri"/>
+          <w:color w:val="222222"/>
+          <w:sz w:val="20"/>
+        </w:rPr>
+        <w:t>Built backend and networking integrations using Kii and PlayFab for Android and iOS game features.</w:t>
       </w:r>
     </w:p>
     <w:p>
@@ -583,10 +945,6 @@
           <w:tab w:val="right" w:pos="9360"/>
         </w:tabs>
         <w:spacing w:before="160" w:after="20"/>
-        <w:rPr>
-          <w:rFonts w:hint="default"/>
-          <w:lang w:val="en-US"/>
-        </w:rPr>
       </w:pPr>
       <w:r>
         <w:rPr>
@@ -597,729 +955,55 @@
           <w:sz w:val="21"/>
           <w:szCs w:val="21"/>
         </w:rPr>
-        <w:t>Senior Game Developer — Toptal</w:t>
-      </w:r>
-      <w:r>
-        <w:rPr>
-          <w:rFonts w:hint="default" w:ascii="Calibri" w:hAnsi="Calibri" w:eastAsia="Calibri" w:cs="Calibri"/>
-          <w:b/>
-          <w:bCs/>
-          <w:color w:val="1F2937"/>
-          <w:sz w:val="21"/>
-          <w:szCs w:val="21"/>
-          <w:lang w:val="en-US"/>
-        </w:rPr>
-        <w:t xml:space="preserve"> </w:t>
-      </w:r>
-      <w:r>
-        <w:rPr>
-          <w:rFonts w:hint="default" w:ascii="Calibri" w:hAnsi="Calibri" w:eastAsia="Calibri" w:cs="Calibri"/>
+        <w:t>Lead Unity Game Developer — 5D-VR</w:t>
+      </w:r>
+      <w:r>
+        <w:rPr>
+          <w:rFonts w:ascii="Calibri" w:hAnsi="Calibri" w:eastAsia="Calibri" w:cs="Calibri"/>
           <w:i/>
           <w:iCs/>
           <w:color w:val="555555"/>
           <w:sz w:val="19"/>
           <w:szCs w:val="19"/>
-          <w:lang w:val="en-US"/>
-        </w:rPr>
-        <w:t>(</w:t>
-      </w:r>
-      <w:r>
-        <w:rPr>
-          <w:rFonts w:ascii="Calibri" w:hAnsi="Calibri" w:eastAsia="Calibri" w:cs="Calibri"/>
-          <w:i/>
-          <w:iCs/>
-          <w:color w:val="555555"/>
-          <w:sz w:val="19"/>
-          <w:szCs w:val="19"/>
-        </w:rPr>
-        <w:t>Oct 2022 – 2023 (freelance, single engagement)</w:t>
-      </w:r>
-      <w:r>
-        <w:rPr>
-          <w:rFonts w:hint="default" w:ascii="Calibri" w:hAnsi="Calibri" w:eastAsia="Calibri" w:cs="Calibri"/>
-          <w:i/>
-          <w:iCs/>
-          <w:color w:val="555555"/>
-          <w:sz w:val="19"/>
-          <w:szCs w:val="19"/>
-          <w:lang w:val="en-US"/>
-        </w:rPr>
-        <w:t>)</w:t>
-      </w:r>
-    </w:p>
-    <w:p>
-      <w:pPr>
-        <w:pStyle w:val="16"/>
-        <w:numPr>
-          <w:ilvl w:val="0"/>
-          <w:numId w:val="1"/>
-        </w:numPr>
-        <w:spacing w:after="40"/>
-      </w:pPr>
-      <w:r>
-        <w:rPr>
-          <w:rFonts w:ascii="Calibri" w:hAnsi="Calibri" w:eastAsia="Calibri" w:cs="Calibri"/>
-          <w:color w:val="222222"/>
-          <w:sz w:val="20"/>
-          <w:szCs w:val="20"/>
-        </w:rPr>
-        <w:t>Delivered a client Unreal Engine (C++) project as an independent freelancer, managing the technical roadmap directly with the client.</w:t>
-      </w:r>
-    </w:p>
-    <w:p>
-      <w:pPr>
-        <w:tabs>
-          <w:tab w:val="right" w:pos="9360"/>
-        </w:tabs>
-        <w:spacing w:before="160" w:after="20"/>
-        <w:rPr>
-          <w:rFonts w:hint="default"/>
-          <w:lang w:val="en-US"/>
-        </w:rPr>
-      </w:pPr>
-      <w:r>
-        <w:rPr>
-          <w:rFonts w:ascii="Calibri" w:hAnsi="Calibri" w:eastAsia="Calibri" w:cs="Calibri"/>
-          <w:b/>
-          <w:bCs/>
-          <w:color w:val="1F2937"/>
-          <w:sz w:val="21"/>
-          <w:szCs w:val="21"/>
-        </w:rPr>
-        <w:t>Unreal Game Programmer — Ironbelly Studios</w:t>
-      </w:r>
-      <w:r>
-        <w:rPr>
-          <w:rFonts w:hint="default" w:ascii="Calibri" w:hAnsi="Calibri" w:eastAsia="Calibri" w:cs="Calibri"/>
-          <w:b/>
-          <w:bCs/>
-          <w:color w:val="1F2937"/>
-          <w:sz w:val="21"/>
-          <w:szCs w:val="21"/>
-          <w:lang w:val="en-US"/>
-        </w:rPr>
-        <w:t xml:space="preserve"> </w:t>
-      </w:r>
-      <w:r>
-        <w:rPr>
-          <w:rFonts w:hint="default" w:ascii="Calibri" w:hAnsi="Calibri" w:eastAsia="Calibri" w:cs="Calibri"/>
-          <w:i/>
-          <w:iCs/>
-          <w:color w:val="555555"/>
-          <w:sz w:val="19"/>
-          <w:szCs w:val="19"/>
-          <w:lang w:val="en-US"/>
-        </w:rPr>
-        <w:t>(</w:t>
-      </w:r>
-      <w:r>
-        <w:rPr>
-          <w:rFonts w:ascii="Calibri" w:hAnsi="Calibri" w:eastAsia="Calibri" w:cs="Calibri"/>
-          <w:i/>
-          <w:iCs/>
-          <w:color w:val="555555"/>
-          <w:sz w:val="19"/>
-          <w:szCs w:val="19"/>
-        </w:rPr>
-        <w:t>Jan 2023 – Aug 2024</w:t>
-      </w:r>
-      <w:r>
-        <w:rPr>
-          <w:rFonts w:hint="default" w:ascii="Calibri" w:hAnsi="Calibri" w:eastAsia="Calibri" w:cs="Calibri"/>
-          <w:i/>
-          <w:iCs/>
-          <w:color w:val="555555"/>
-          <w:sz w:val="19"/>
-          <w:szCs w:val="19"/>
-          <w:lang w:val="en-US"/>
-        </w:rPr>
-        <w:t>)</w:t>
-      </w:r>
-    </w:p>
-    <w:p>
-      <w:pPr>
-        <w:pStyle w:val="16"/>
-        <w:numPr>
-          <w:ilvl w:val="0"/>
-          <w:numId w:val="1"/>
-        </w:numPr>
-        <w:spacing w:after="40"/>
-      </w:pPr>
-      <w:r>
-        <w:rPr>
-          <w:rFonts w:ascii="Calibri" w:hAnsi="Calibri" w:eastAsia="Calibri" w:cs="Calibri"/>
-          <w:color w:val="222222"/>
-          <w:sz w:val="20"/>
-          <w:szCs w:val="20"/>
-        </w:rPr>
-        <w:t>Built and shipped a Gameplay Ability System (GAS)-based ability/input queue system handling complex, time-sensitive input conditions.</w:t>
-      </w:r>
-    </w:p>
-    <w:p>
-      <w:pPr>
-        <w:pStyle w:val="16"/>
-        <w:numPr>
-          <w:ilvl w:val="0"/>
-          <w:numId w:val="1"/>
-        </w:numPr>
-        <w:spacing w:after="40"/>
-      </w:pPr>
-      <w:r>
-        <w:rPr>
-          <w:rFonts w:ascii="Calibri" w:hAnsi="Calibri" w:eastAsia="Calibri" w:cs="Calibri"/>
-          <w:color w:val="222222"/>
-          <w:sz w:val="20"/>
-          <w:szCs w:val="20"/>
-        </w:rPr>
-        <w:t>Developed AI plugins and a throwable-object system in C++ for PC titles.</w:t>
-      </w:r>
-    </w:p>
-    <w:p>
-      <w:pPr>
-        <w:pStyle w:val="16"/>
-        <w:numPr>
-          <w:ilvl w:val="0"/>
-          <w:numId w:val="1"/>
-        </w:numPr>
-        <w:spacing w:after="40"/>
-      </w:pPr>
-      <w:r>
-        <w:rPr>
-          <w:rFonts w:ascii="Calibri" w:hAnsi="Calibri" w:eastAsia="Calibri" w:cs="Calibri"/>
-          <w:color w:val="222222"/>
-          <w:sz w:val="20"/>
-          <w:szCs w:val="20"/>
-        </w:rPr>
-        <w:t>Mentored junior developers through onboarding, accelerating ramp-up time on the codebase.</w:t>
-      </w:r>
-    </w:p>
-    <w:p>
-      <w:pPr>
-        <w:tabs>
-          <w:tab w:val="right" w:pos="9360"/>
-        </w:tabs>
-        <w:spacing w:before="160" w:after="20"/>
-        <w:rPr>
-          <w:rFonts w:hint="default"/>
-          <w:lang w:val="en-US"/>
-        </w:rPr>
-      </w:pPr>
-      <w:r>
-        <w:rPr>
-          <w:rFonts w:ascii="Calibri" w:hAnsi="Calibri" w:eastAsia="Calibri" w:cs="Calibri"/>
-          <w:b/>
-          <w:bCs/>
-          <w:color w:val="1F2937"/>
-          <w:sz w:val="21"/>
-          <w:szCs w:val="21"/>
-        </w:rPr>
-        <w:t>Senior Unreal Game Programmer — Instinct Games</w:t>
-      </w:r>
-      <w:r>
-        <w:rPr>
-          <w:rFonts w:hint="default" w:ascii="Calibri" w:hAnsi="Calibri" w:eastAsia="Calibri" w:cs="Calibri"/>
-          <w:b/>
-          <w:bCs/>
-          <w:color w:val="1F2937"/>
-          <w:sz w:val="21"/>
-          <w:szCs w:val="21"/>
-          <w:lang w:val="en-US"/>
-        </w:rPr>
-        <w:t xml:space="preserve"> </w:t>
-      </w:r>
-      <w:r>
-        <w:rPr>
-          <w:rFonts w:hint="default" w:ascii="Calibri" w:hAnsi="Calibri" w:eastAsia="Calibri" w:cs="Calibri"/>
-          <w:i/>
-          <w:iCs/>
-          <w:color w:val="555555"/>
-          <w:sz w:val="19"/>
-          <w:szCs w:val="19"/>
-          <w:lang w:val="en-US"/>
-        </w:rPr>
-        <w:t>(</w:t>
-      </w:r>
-      <w:r>
-        <w:rPr>
-          <w:rFonts w:ascii="Calibri" w:hAnsi="Calibri" w:eastAsia="Calibri" w:cs="Calibri"/>
-          <w:i/>
-          <w:iCs/>
-          <w:color w:val="555555"/>
-          <w:sz w:val="19"/>
-          <w:szCs w:val="19"/>
-        </w:rPr>
-        <w:t>Apr 2021 – Jan 2023</w:t>
-      </w:r>
-      <w:r>
-        <w:rPr>
-          <w:rFonts w:hint="default" w:ascii="Calibri" w:hAnsi="Calibri" w:eastAsia="Calibri" w:cs="Calibri"/>
-          <w:i/>
-          <w:iCs/>
-          <w:color w:val="555555"/>
-          <w:sz w:val="19"/>
-          <w:szCs w:val="19"/>
-          <w:lang w:val="en-US"/>
-        </w:rPr>
-        <w:t>)</w:t>
-      </w:r>
-    </w:p>
-    <w:p>
-      <w:pPr>
-        <w:pStyle w:val="16"/>
-        <w:numPr>
-          <w:ilvl w:val="0"/>
-          <w:numId w:val="1"/>
-        </w:numPr>
-        <w:spacing w:after="40"/>
-      </w:pPr>
-      <w:r>
-        <w:rPr>
-          <w:rFonts w:ascii="Calibri" w:hAnsi="Calibri" w:eastAsia="Calibri" w:cs="Calibri"/>
-          <w:color w:val="222222"/>
-          <w:sz w:val="20"/>
-          <w:szCs w:val="20"/>
-        </w:rPr>
-        <w:t>Engineered PC gameplay features and integrated VFX assets in Unreal Engine.</w:t>
-      </w:r>
-    </w:p>
-    <w:p>
-      <w:pPr>
-        <w:pStyle w:val="16"/>
-        <w:numPr>
-          <w:ilvl w:val="0"/>
-          <w:numId w:val="1"/>
-        </w:numPr>
-        <w:spacing w:after="40"/>
-      </w:pPr>
-      <w:r>
-        <w:rPr>
-          <w:rFonts w:ascii="Calibri" w:hAnsi="Calibri" w:eastAsia="Calibri" w:cs="Calibri"/>
-          <w:color w:val="222222"/>
-          <w:sz w:val="20"/>
-          <w:szCs w:val="20"/>
-        </w:rPr>
-        <w:t>Partnered with QA to identify and resolve gameplay bugs pre-release, improving build stability.</w:t>
-      </w:r>
-    </w:p>
-    <w:p>
-      <w:pPr>
-        <w:tabs>
-          <w:tab w:val="right" w:pos="9360"/>
-        </w:tabs>
-        <w:spacing w:before="160" w:after="20"/>
-        <w:rPr>
-          <w:rFonts w:hint="default"/>
-          <w:lang w:val="en-US"/>
-        </w:rPr>
-      </w:pPr>
-      <w:r>
-        <w:rPr>
-          <w:rFonts w:ascii="Calibri" w:hAnsi="Calibri" w:eastAsia="Calibri" w:cs="Calibri"/>
-          <w:b/>
-          <w:bCs/>
-          <w:color w:val="1F2937"/>
-          <w:sz w:val="21"/>
-          <w:szCs w:val="21"/>
-        </w:rPr>
-        <w:t>Lead Unity Game Developer — Besteam</w:t>
-      </w:r>
-      <w:r>
-        <w:rPr>
-          <w:rFonts w:hint="default" w:ascii="Calibri" w:hAnsi="Calibri" w:eastAsia="Calibri" w:cs="Calibri"/>
-          <w:i/>
-          <w:iCs/>
-          <w:color w:val="555555"/>
-          <w:sz w:val="19"/>
-          <w:szCs w:val="19"/>
-          <w:lang w:val="en-US"/>
-        </w:rPr>
-        <w:t xml:space="preserve"> (</w:t>
-      </w:r>
-      <w:r>
-        <w:rPr>
-          <w:rFonts w:ascii="Calibri" w:hAnsi="Calibri" w:eastAsia="Calibri" w:cs="Calibri"/>
-          <w:i/>
-          <w:iCs/>
-          <w:color w:val="555555"/>
-          <w:sz w:val="19"/>
-          <w:szCs w:val="19"/>
-        </w:rPr>
-        <w:t>June 2020 – Feb 2021</w:t>
-      </w:r>
-      <w:r>
-        <w:rPr>
-          <w:rFonts w:hint="default" w:ascii="Calibri" w:hAnsi="Calibri" w:eastAsia="Calibri" w:cs="Calibri"/>
-          <w:i/>
-          <w:iCs/>
-          <w:color w:val="555555"/>
-          <w:sz w:val="19"/>
-          <w:szCs w:val="19"/>
-          <w:lang w:val="en-US"/>
-        </w:rPr>
-        <w:t>)</w:t>
-      </w:r>
-    </w:p>
-    <w:p>
-      <w:pPr>
-        <w:pStyle w:val="16"/>
-        <w:numPr>
-          <w:ilvl w:val="0"/>
-          <w:numId w:val="1"/>
-        </w:numPr>
-        <w:spacing w:after="40"/>
-      </w:pPr>
-      <w:r>
-        <w:rPr>
-          <w:rFonts w:ascii="Calibri" w:hAnsi="Calibri" w:eastAsia="Calibri" w:cs="Calibri"/>
-          <w:color w:val="222222"/>
-          <w:sz w:val="20"/>
-          <w:szCs w:val="20"/>
-        </w:rPr>
-        <w:t>Built robotics-competition levels for kids to compete remotely, using Unity3D and WebGL.</w:t>
-      </w:r>
-    </w:p>
-    <w:p>
-      <w:pPr>
-        <w:pStyle w:val="16"/>
-        <w:numPr>
-          <w:ilvl w:val="0"/>
-          <w:numId w:val="1"/>
-        </w:numPr>
-        <w:spacing w:after="40"/>
-      </w:pPr>
-      <w:r>
-        <w:rPr>
-          <w:rFonts w:ascii="Calibri" w:hAnsi="Calibri" w:eastAsia="Calibri" w:cs="Calibri"/>
-          <w:color w:val="222222"/>
-          <w:sz w:val="20"/>
-          <w:szCs w:val="20"/>
-        </w:rPr>
-        <w:t>Managed the team to deliver tasks on schedule.</w:t>
-      </w:r>
-    </w:p>
-    <w:p>
-      <w:pPr>
-        <w:pStyle w:val="16"/>
-        <w:numPr>
-          <w:numId w:val="0"/>
-        </w:numPr>
-        <w:spacing w:after="40"/>
-        <w:rPr>
-          <w:rFonts w:ascii="Calibri" w:hAnsi="Calibri" w:eastAsia="Calibri" w:cs="Calibri"/>
-          <w:color w:val="222222"/>
-          <w:sz w:val="20"/>
-          <w:szCs w:val="20"/>
-        </w:rPr>
-      </w:pPr>
-    </w:p>
-    <w:p>
-      <w:pPr>
-        <w:pStyle w:val="16"/>
-        <w:numPr>
-          <w:numId w:val="0"/>
-        </w:numPr>
-        <w:spacing w:after="40"/>
-        <w:rPr>
-          <w:rFonts w:ascii="Calibri" w:hAnsi="Calibri" w:eastAsia="Calibri" w:cs="Calibri"/>
-          <w:color w:val="222222"/>
-          <w:sz w:val="20"/>
-          <w:szCs w:val="20"/>
-        </w:rPr>
-      </w:pPr>
-      <w:bookmarkStart w:id="0" w:name="_GoBack"/>
-      <w:bookmarkEnd w:id="0"/>
-    </w:p>
-    <w:p>
-      <w:pPr>
-        <w:tabs>
-          <w:tab w:val="right" w:pos="9360"/>
-        </w:tabs>
-        <w:spacing w:before="160" w:after="20"/>
-        <w:rPr>
-          <w:rFonts w:hint="default"/>
-          <w:lang w:val="en-US"/>
-        </w:rPr>
-      </w:pPr>
-      <w:r>
-        <w:rPr>
-          <w:rFonts w:ascii="Calibri" w:hAnsi="Calibri" w:eastAsia="Calibri" w:cs="Calibri"/>
-          <w:b/>
-          <w:bCs/>
-          <w:color w:val="1F2937"/>
-          <w:sz w:val="21"/>
-          <w:szCs w:val="21"/>
-        </w:rPr>
-        <w:t>Senior Unity Game Developer — FunRock</w:t>
-      </w:r>
-      <w:r>
-        <w:rPr>
-          <w:rFonts w:hint="default" w:ascii="Calibri" w:hAnsi="Calibri" w:eastAsia="Calibri" w:cs="Calibri"/>
-          <w:i/>
-          <w:iCs/>
-          <w:color w:val="555555"/>
-          <w:sz w:val="19"/>
-          <w:szCs w:val="19"/>
-          <w:lang w:val="en-US"/>
-        </w:rPr>
-        <w:t xml:space="preserve"> (</w:t>
-      </w:r>
-      <w:r>
-        <w:rPr>
-          <w:rFonts w:ascii="Calibri" w:hAnsi="Calibri" w:eastAsia="Calibri" w:cs="Calibri"/>
-          <w:i/>
-          <w:iCs/>
-          <w:color w:val="555555"/>
-          <w:sz w:val="19"/>
-          <w:szCs w:val="19"/>
-        </w:rPr>
-        <w:t>July 2018 – March 2019</w:t>
-      </w:r>
-      <w:r>
-        <w:rPr>
-          <w:rFonts w:hint="default" w:ascii="Calibri" w:hAnsi="Calibri" w:eastAsia="Calibri" w:cs="Calibri"/>
-          <w:i/>
-          <w:iCs/>
-          <w:color w:val="555555"/>
-          <w:sz w:val="19"/>
-          <w:szCs w:val="19"/>
-          <w:lang w:val="en-US"/>
-        </w:rPr>
-        <w:t>)</w:t>
-      </w:r>
-    </w:p>
-    <w:p>
-      <w:pPr>
-        <w:pStyle w:val="16"/>
-        <w:numPr>
-          <w:ilvl w:val="0"/>
-          <w:numId w:val="1"/>
-        </w:numPr>
-        <w:spacing w:after="40"/>
-      </w:pPr>
-      <w:r>
-        <w:rPr>
-          <w:rFonts w:ascii="Calibri" w:hAnsi="Calibri" w:eastAsia="Calibri" w:cs="Calibri"/>
-          <w:color w:val="222222"/>
-          <w:sz w:val="20"/>
-          <w:szCs w:val="20"/>
-        </w:rPr>
-        <w:t>Owned frontend/UI development for Android and iOS titles.</w:t>
-      </w:r>
-    </w:p>
-    <w:p>
-      <w:pPr>
-        <w:pStyle w:val="16"/>
-        <w:numPr>
-          <w:ilvl w:val="0"/>
-          <w:numId w:val="1"/>
-        </w:numPr>
-        <w:spacing w:after="40"/>
-      </w:pPr>
-      <w:r>
-        <w:rPr>
-          <w:rFonts w:ascii="Calibri" w:hAnsi="Calibri" w:eastAsia="Calibri" w:cs="Calibri"/>
-          <w:color w:val="222222"/>
-          <w:sz w:val="20"/>
-          <w:szCs w:val="20"/>
-        </w:rPr>
-        <w:t>Built a reinforcement system and an Events &amp; Quests system, contributing to player retention.</w:t>
-      </w:r>
-    </w:p>
-    <w:p>
-      <w:pPr>
-        <w:tabs>
-          <w:tab w:val="right" w:pos="9360"/>
-        </w:tabs>
-        <w:spacing w:before="160" w:after="20"/>
-        <w:rPr>
-          <w:rFonts w:hint="default"/>
-          <w:lang w:val="en-US"/>
-        </w:rPr>
-      </w:pPr>
-      <w:r>
-        <w:rPr>
-          <w:rFonts w:ascii="Calibri" w:hAnsi="Calibri" w:eastAsia="Calibri" w:cs="Calibri"/>
-          <w:b/>
-          <w:bCs/>
-          <w:color w:val="1F2937"/>
-          <w:sz w:val="21"/>
-          <w:szCs w:val="21"/>
-        </w:rPr>
-        <w:t>Senior Unity Game Developer — Cryptyd Game Studio</w:t>
-      </w:r>
-      <w:r>
-        <w:rPr>
-          <w:rFonts w:hint="default" w:ascii="Calibri" w:hAnsi="Calibri" w:eastAsia="Calibri" w:cs="Calibri"/>
-          <w:b/>
-          <w:bCs/>
-          <w:color w:val="1F2937"/>
-          <w:sz w:val="21"/>
-          <w:szCs w:val="21"/>
-          <w:lang w:val="en-US"/>
-        </w:rPr>
-        <w:t xml:space="preserve"> </w:t>
-      </w:r>
-      <w:r>
-        <w:rPr>
-          <w:rFonts w:hint="default" w:ascii="Calibri" w:hAnsi="Calibri" w:eastAsia="Calibri" w:cs="Calibri"/>
-          <w:i/>
-          <w:iCs/>
-          <w:color w:val="555555"/>
-          <w:sz w:val="19"/>
-          <w:szCs w:val="19"/>
-          <w:lang w:val="en-US"/>
-        </w:rPr>
-        <w:t>(</w:t>
-      </w:r>
-      <w:r>
-        <w:rPr>
-          <w:rFonts w:ascii="Calibri" w:hAnsi="Calibri" w:eastAsia="Calibri" w:cs="Calibri"/>
-          <w:i/>
-          <w:iCs/>
-          <w:color w:val="555555"/>
-          <w:sz w:val="19"/>
-          <w:szCs w:val="19"/>
-        </w:rPr>
-        <w:t>March 2018 – July 2018</w:t>
-      </w:r>
-      <w:r>
-        <w:rPr>
-          <w:rFonts w:hint="default" w:ascii="Calibri" w:hAnsi="Calibri" w:eastAsia="Calibri" w:cs="Calibri"/>
-          <w:i/>
-          <w:iCs/>
-          <w:color w:val="555555"/>
-          <w:sz w:val="19"/>
-          <w:szCs w:val="19"/>
-          <w:lang w:val="en-US"/>
-        </w:rPr>
-        <w:t>)</w:t>
-      </w:r>
-    </w:p>
-    <w:p>
-      <w:pPr>
-        <w:pStyle w:val="16"/>
-        <w:numPr>
-          <w:ilvl w:val="0"/>
-          <w:numId w:val="1"/>
-        </w:numPr>
-        <w:spacing w:after="40"/>
-      </w:pPr>
-      <w:r>
-        <w:rPr>
-          <w:rFonts w:ascii="Calibri" w:hAnsi="Calibri" w:eastAsia="Calibri" w:cs="Calibri"/>
-          <w:color w:val="222222"/>
-          <w:sz w:val="20"/>
-          <w:szCs w:val="20"/>
-        </w:rPr>
-        <w:t>Built backend and networking (Kii, PlayFab) for Android and iOS titles.</w:t>
-      </w:r>
-    </w:p>
-    <w:p>
-      <w:pPr>
-        <w:tabs>
-          <w:tab w:val="right" w:pos="9360"/>
-        </w:tabs>
-        <w:spacing w:before="160" w:after="20"/>
-        <w:rPr>
-          <w:rFonts w:hint="default"/>
-          <w:lang w:val="en-US"/>
-        </w:rPr>
-      </w:pPr>
-      <w:r>
-        <w:rPr>
-          <w:rFonts w:ascii="Calibri" w:hAnsi="Calibri" w:eastAsia="Calibri" w:cs="Calibri"/>
-          <w:b/>
-          <w:bCs/>
-          <w:color w:val="1F2937"/>
-          <w:sz w:val="21"/>
-          <w:szCs w:val="21"/>
-        </w:rPr>
-        <w:t>Lead Unity Game Developer — 5D-VR</w:t>
-      </w:r>
-      <w:r>
-        <w:rPr>
-          <w:rFonts w:hint="default" w:ascii="Calibri" w:hAnsi="Calibri" w:eastAsia="Calibri" w:cs="Calibri"/>
-          <w:b/>
-          <w:bCs/>
-          <w:color w:val="1F2937"/>
-          <w:sz w:val="21"/>
-          <w:szCs w:val="21"/>
-          <w:lang w:val="en-US"/>
-        </w:rPr>
-        <w:t xml:space="preserve"> </w:t>
-      </w:r>
-      <w:r>
-        <w:rPr>
-          <w:rFonts w:hint="default" w:ascii="Calibri" w:hAnsi="Calibri" w:eastAsia="Calibri" w:cs="Calibri"/>
-          <w:i/>
-          <w:iCs/>
-          <w:color w:val="555555"/>
-          <w:sz w:val="19"/>
-          <w:szCs w:val="19"/>
-          <w:lang w:val="en-US"/>
-        </w:rPr>
-        <w:t>(</w:t>
-      </w:r>
-      <w:r>
-        <w:rPr>
-          <w:rFonts w:ascii="Calibri" w:hAnsi="Calibri" w:eastAsia="Calibri" w:cs="Calibri"/>
-          <w:i/>
-          <w:iCs/>
-          <w:color w:val="555555"/>
-          <w:sz w:val="19"/>
-          <w:szCs w:val="19"/>
-        </w:rPr>
+        </w:rPr>
+        <w:tab/>
         <w:t>March 2015 – Feb 2018</w:t>
       </w:r>
-      <w:r>
-        <w:rPr>
-          <w:rFonts w:hint="default" w:ascii="Calibri" w:hAnsi="Calibri" w:eastAsia="Calibri" w:cs="Calibri"/>
-          <w:i/>
-          <w:iCs/>
-          <w:color w:val="555555"/>
-          <w:sz w:val="19"/>
-          <w:szCs w:val="19"/>
-          <w:lang w:val="en-US"/>
-        </w:rPr>
-        <w:t>)</w:t>
-      </w:r>
-    </w:p>
-    <w:p>
-      <w:pPr>
-        <w:pStyle w:val="16"/>
-        <w:numPr>
-          <w:ilvl w:val="0"/>
-          <w:numId w:val="1"/>
-        </w:numPr>
-        <w:spacing w:after="40"/>
-      </w:pPr>
-      <w:r>
-        <w:rPr>
-          <w:rFonts w:ascii="Calibri" w:hAnsi="Calibri" w:eastAsia="Calibri" w:cs="Calibri"/>
-          <w:color w:val="222222"/>
-          <w:sz w:val="20"/>
-          <w:szCs w:val="20"/>
-        </w:rPr>
-        <w:t>Managed and developed VR games across Kinect, HTC Vive, Oculus, Samsung Gear, and cardboard, plus AR apps for iOS and Android.</w:t>
-      </w:r>
-    </w:p>
-    <w:p>
-      <w:pPr>
-        <w:pStyle w:val="16"/>
-        <w:numPr>
-          <w:ilvl w:val="0"/>
-          <w:numId w:val="1"/>
-        </w:numPr>
-        <w:spacing w:after="40"/>
-      </w:pPr>
-      <w:r>
-        <w:rPr>
-          <w:rFonts w:ascii="Calibri" w:hAnsi="Calibri" w:eastAsia="Calibri" w:cs="Calibri"/>
-          <w:color w:val="222222"/>
-          <w:sz w:val="20"/>
-          <w:szCs w:val="20"/>
-        </w:rPr>
-        <w:t>Developed multiplayer games using GameSparks.</w:t>
+    </w:p>
+    <w:p>
+      <w:pPr>
+        <w:pStyle w:val="16"/>
+        <w:numPr>
+          <w:ilvl w:val="0"/>
+          <w:numId w:val="1"/>
+        </w:numPr>
+        <w:spacing w:after="40"/>
+      </w:pPr>
+      <w:r>
+        <w:rPr>
+          <w:rFonts w:ascii="Calibri" w:hAnsi="Calibri"/>
+          <w:color w:val="222222"/>
+          <w:sz w:val="20"/>
+        </w:rPr>
+        <w:t>Led and developed VR/AR projects across Kinect, HTC Vive, Oculus, Samsung Gear, Cardboard, iOS, and Android, while guiding junior developers through code reviews and project onboarding.</w:t>
+      </w:r>
+    </w:p>
+    <w:p>
+      <w:pPr>
+        <w:pStyle w:val="16"/>
+        <w:numPr>
+          <w:ilvl w:val="0"/>
+          <w:numId w:val="1"/>
+        </w:numPr>
+        <w:spacing w:after="40"/>
+      </w:pPr>
+      <w:r>
+        <w:rPr>
+          <w:rFonts w:ascii="Calibri" w:hAnsi="Calibri"/>
+          <w:color w:val="222222"/>
+          <w:sz w:val="20"/>
+        </w:rPr>
+        <w:t>Developed multiplayer gameplay using GameSparks and supported technical delivery across projects with varied hardware and platform constraints.</w:t>
       </w:r>
     </w:p>
     <w:p>
@@ -1352,50 +1036,47 @@
       </w:pPr>
       <w:r>
         <w:rPr>
-          <w:rFonts w:ascii="Calibri" w:hAnsi="Calibri" w:eastAsia="Calibri" w:cs="Calibri"/>
-          <w:color w:val="222222"/>
-          <w:sz w:val="20"/>
-          <w:szCs w:val="20"/>
-        </w:rPr>
-        <w:t>Dynamic Camera System (Unreal) — Event-responsive camera with additive profiles (zoom, sprint) and smooth blended transitions between states.</w:t>
-      </w:r>
-    </w:p>
-    <w:p>
-      <w:pPr>
-        <w:pStyle w:val="16"/>
-        <w:numPr>
-          <w:ilvl w:val="0"/>
-          <w:numId w:val="1"/>
-        </w:numPr>
-        <w:spacing w:after="40"/>
-      </w:pPr>
-      <w:r>
-        <w:rPr>
-          <w:rFonts w:ascii="Calibri" w:hAnsi="Calibri" w:eastAsia="Calibri" w:cs="Calibri"/>
-          <w:color w:val="222222"/>
-          <w:sz w:val="20"/>
-          <w:szCs w:val="20"/>
-        </w:rPr>
-        <w:t>Input/Ability Queue System (Unreal, GAS) — Ability management system resolving complex, overlapping input conditions to prioritize optimal ability timing.</w:t>
-      </w:r>
-    </w:p>
-    <w:p>
-      <w:pPr>
-        <w:pStyle w:val="16"/>
-        <w:numPr>
-          <w:ilvl w:val="0"/>
-          <w:numId w:val="1"/>
-        </w:numPr>
-        <w:spacing w:after="40"/>
-      </w:pPr>
-      <w:r>
-        <w:rPr>
-          <w:rFonts w:ascii="Calibri" w:hAnsi="Calibri" w:eastAsia="Calibri" w:cs="Calibri"/>
-          <w:color w:val="222222"/>
-          <w:sz w:val="20"/>
-          <w:szCs w:val="20"/>
-        </w:rPr>
-        <w:t>AI Attack Token System (Unreal) — Token-based combat coordination system enabling flexible, context-aware AI attack behavior.</w:t>
+          <w:rFonts w:ascii="Calibri" w:hAnsi="Calibri"/>
+          <w:color w:val="222222"/>
+          <w:sz w:val="20"/>
+        </w:rPr>
+        <w:t>Dynamic Camera System (Unreal) — Took ownership of a redesign after the existing camera approach no longer met project needs; gathered requirements, discussed alternatives with the team, documented the agreed architecture, and implemented an extensible event-responsive system.</w:t>
+      </w:r>
+    </w:p>
+    <w:p>
+      <w:pPr>
+        <w:pStyle w:val="16"/>
+        <w:numPr>
+          <w:ilvl w:val="0"/>
+          <w:numId w:val="1"/>
+        </w:numPr>
+        <w:spacing w:after="40"/>
+      </w:pPr>
+      <w:r>
+        <w:rPr>
+          <w:rFonts w:ascii="Calibri" w:hAnsi="Calibri"/>
+          <w:color w:val="222222"/>
+          <w:sz w:val="20"/>
+        </w:rPr>
+        <w:t>Input / Ability Queue System (Unreal, GAS) — Designed a data-driven queue architecture for overlapping gameplay inputs, with configurable eligibility, priority, cancellation behavior, and separate handling for locomotion and gameplay actions.</w:t>
+      </w:r>
+    </w:p>
+    <w:p>
+      <w:pPr>
+        <w:pStyle w:val="16"/>
+        <w:numPr>
+          <w:ilvl w:val="0"/>
+          <w:numId w:val="1"/>
+        </w:numPr>
+        <w:spacing w:after="40"/>
+      </w:pPr>
+      <w:r>
+        <w:rPr>
+          <w:rFonts w:ascii="Calibri" w:hAnsi="Calibri"/>
+          <w:color w:val="222222"/>
+          <w:sz w:val="20"/>
+        </w:rPr>
+        <w:t>AI Attack Token System (Unreal) — Led the technical approach for adapting an in-house AI attack system toward smarter, context-aware combat coordination while keeping the solution flexible for designers and future behaviors.</w:t>
       </w:r>
     </w:p>
     <w:p>
@@ -1477,6 +1158,8 @@
         </w:rPr>
         <w:t>REFERENCES</w:t>
       </w:r>
+      <w:bookmarkStart w:id="0" w:name="_GoBack"/>
+      <w:bookmarkEnd w:id="0"/>
     </w:p>
     <w:p>
       <w:pPr>
@@ -1567,7 +1250,7 @@
     <w:lsdException w:unhideWhenUsed="0" w:uiPriority="0" w:semiHidden="0" w:name="toc 8"/>
     <w:lsdException w:unhideWhenUsed="0" w:uiPriority="0" w:semiHidden="0" w:name="toc 9"/>
     <w:lsdException w:unhideWhenUsed="0" w:uiPriority="0" w:semiHidden="0" w:name="Normal Indent"/>
-    <w:lsdException w:qFormat="1" w:uiPriority="99" w:name="footnote text"/>
+    <w:lsdException w:uiPriority="99" w:name="footnote text"/>
     <w:lsdException w:unhideWhenUsed="0" w:uiPriority="0" w:semiHidden="0" w:name="annotation text"/>
     <w:lsdException w:unhideWhenUsed="0" w:uiPriority="0" w:semiHidden="0" w:name="header"/>
     <w:lsdException w:unhideWhenUsed="0" w:uiPriority="0" w:semiHidden="0" w:name="footer"/>
@@ -1576,11 +1259,11 @@
     <w:lsdException w:unhideWhenUsed="0" w:uiPriority="0" w:semiHidden="0" w:name="table of figures"/>
     <w:lsdException w:unhideWhenUsed="0" w:uiPriority="0" w:semiHidden="0" w:name="envelope address"/>
     <w:lsdException w:unhideWhenUsed="0" w:uiPriority="0" w:semiHidden="0" w:name="envelope return"/>
-    <w:lsdException w:qFormat="1" w:uiPriority="99" w:name="footnote reference"/>
+    <w:lsdException w:uiPriority="99" w:name="footnote reference"/>
     <w:lsdException w:unhideWhenUsed="0" w:uiPriority="0" w:semiHidden="0" w:name="annotation reference"/>
     <w:lsdException w:unhideWhenUsed="0" w:uiPriority="0" w:semiHidden="0" w:name="line number"/>
     <w:lsdException w:unhideWhenUsed="0" w:uiPriority="0" w:semiHidden="0" w:name="page number"/>
-    <w:lsdException w:uiPriority="99" w:name="endnote reference"/>
+    <w:lsdException w:qFormat="1" w:uiPriority="99" w:name="endnote reference"/>
     <w:lsdException w:qFormat="1" w:uiPriority="99" w:name="endnote text"/>
     <w:lsdException w:unhideWhenUsed="0" w:uiPriority="0" w:semiHidden="0" w:name="table of authorities"/>
     <w:lsdException w:unhideWhenUsed="0" w:uiPriority="0" w:semiHidden="0" w:name="macro"/>
@@ -1603,7 +1286,7 @@
     <w:lsdException w:qFormat="1" w:unhideWhenUsed="0" w:uiPriority="0" w:semiHidden="0" w:name="Title"/>
     <w:lsdException w:unhideWhenUsed="0" w:uiPriority="0" w:semiHidden="0" w:name="Closing"/>
     <w:lsdException w:unhideWhenUsed="0" w:uiPriority="0" w:semiHidden="0" w:name="Signature"/>
-    <w:lsdException w:unhideWhenUsed="0" w:uiPriority="0" w:name="Default Paragraph Font"/>
+    <w:lsdException w:qFormat="1" w:unhideWhenUsed="0" w:uiPriority="0" w:name="Default Paragraph Font"/>
     <w:lsdException w:unhideWhenUsed="0" w:uiPriority="0" w:semiHidden="0" w:name="Body Text"/>
     <w:lsdException w:unhideWhenUsed="0" w:uiPriority="0" w:semiHidden="0" w:name="Body Text Indent"/>
     <w:lsdException w:unhideWhenUsed="0" w:uiPriority="0" w:semiHidden="0" w:name="List Continue"/>
@@ -1641,7 +1324,7 @@
     <w:lsdException w:unhideWhenUsed="0" w:uiPriority="0" w:semiHidden="0" w:name="HTML Sample"/>
     <w:lsdException w:unhideWhenUsed="0" w:uiPriority="0" w:semiHidden="0" w:name="HTML Typewriter"/>
     <w:lsdException w:unhideWhenUsed="0" w:uiPriority="0" w:semiHidden="0" w:name="HTML Variable"/>
-    <w:lsdException w:qFormat="1" w:unhideWhenUsed="0" w:uiPriority="0" w:name="Normal Table"/>
+    <w:lsdException w:unhideWhenUsed="0" w:uiPriority="0" w:name="Normal Table"/>
     <w:lsdException w:unhideWhenUsed="0" w:uiPriority="0" w:semiHidden="0" w:name="annotation subject"/>
     <w:lsdException w:unhideWhenUsed="0" w:uiPriority="0" w:semiHidden="0" w:name="Table Simple 1"/>
     <w:lsdException w:unhideWhenUsed="0" w:uiPriority="0" w:semiHidden="0" w:name="Table Simple 2"/>
@@ -1868,12 +1551,12 @@
   <w:style w:type="character" w:default="1" w:styleId="8">
     <w:name w:val="Default Paragraph Font"/>
     <w:semiHidden/>
+    <w:qFormat/>
     <w:uiPriority w:val="0"/>
   </w:style>
   <w:style w:type="table" w:default="1" w:styleId="9">
     <w:name w:val="Normal Table"/>
     <w:semiHidden/>
-    <w:qFormat/>
     <w:uiPriority w:val="0"/>
     <w:tblPr>
       <w:tblCellMar>
@@ -1888,6 +1571,7 @@
     <w:name w:val="endnote reference"/>
     <w:semiHidden/>
     <w:unhideWhenUsed/>
+    <w:qFormat/>
     <w:uiPriority w:val="99"/>
     <w:rPr>
       <w:vertAlign w:val="superscript"/>
@@ -1912,7 +1596,6 @@
     <w:name w:val="footnote reference"/>
     <w:semiHidden/>
     <w:unhideWhenUsed/>
-    <w:qFormat/>
     <w:uiPriority w:val="99"/>
     <w:rPr>
       <w:vertAlign w:val="superscript"/>
@@ -1923,7 +1606,6 @@
     <w:link w:val="17"/>
     <w:semiHidden/>
     <w:unhideWhenUsed/>
-    <w:qFormat/>
     <w:uiPriority w:val="99"/>
     <w:pPr>
       <w:spacing w:after="0" w:line="240" w:lineRule="auto"/>
